--- a/manuscript/cheers_checklist.docx
+++ b/manuscript/cheers_checklist.docx
@@ -41,7 +41,7 @@
         <w:t xml:space="preserve"> </w:t>
       </w:r>
       <w:r>
-        <w:t xml:space="preserve">section – it quotes the actual sentence(s) from the manuscript that satisfy</w:t>
+        <w:t xml:space="preserve">section: it quotes the actual sentence(s) from the manuscript that satisfy</w:t>
       </w:r>
       <w:r>
         <w:t xml:space="preserve"> </w:t>
@@ -547,7 +547,7 @@
               <w:t xml:space="preserve"> </w:t>
             </w:r>
             <w:r>
-              <w:t xml:space="preserve">“…whether this combined approach is also less costly to the health system than the two existing alternatives – standalone office biopsy or operative dilation and curettage (D&amp;C) – once the full cost of an escalation to D&amp;C after a failed sampling attempt is accounted for in each strategy.”</w:t>
+              <w:t xml:space="preserve">“…whether this combined approach is also less costly to the health system than the two existing alternatives, standalone office biopsy or operative dilation and curettage (D&amp;C), once the full cost of an escalation to D&amp;C after a failed sampling attempt is accounted for in each strategy.”</w:t>
             </w:r>
           </w:p>
         </w:tc>
@@ -793,7 +793,7 @@
               <w:t xml:space="preserve"> </w:t>
             </w:r>
             <w:r>
-              <w:t xml:space="preserve">“Total expected cost per patient was the primary outcome, selected because the decision this model addresses… is, in the base case, a cost-minimization question… we selected two secondary outcomes – D&amp;C-related adverse-event exposure and delayed-neoplasia probability – specifically to test, rather than merely assume, this equivalence.”</w:t>
+              <w:t xml:space="preserve">“Total expected cost per patient was the primary outcome, selected because the decision this model addresses… is, in the base case, a cost-minimization question… we selected two secondary outcomes (D&amp;C-related adverse-event exposure and delayed-neoplasia probability) specifically to test, rather than merely assume, this equivalence.”</w:t>
             </w:r>
           </w:p>
         </w:tc>
@@ -913,7 +913,7 @@
               <w:t xml:space="preserve"> </w:t>
             </w:r>
             <w:r>
-              <w:t xml:space="preserve">“As a lighter alternative to a full cost-utility analysis, we also computed cost per additional true case detected between adjacent strategies, combining costs with the detection probabilities above and checking for dominance – also a point estimate, not PSA-integrated.”</w:t>
+              <w:t xml:space="preserve">“As a lighter alternative to a full cost-utility analysis, we also computed cost per additional true case detected between adjacent strategies, combining costs with the detection probabilities above and checking for dominance; also a point estimate, not PSA-integrated.”</w:t>
             </w:r>
           </w:p>
         </w:tc>
@@ -1329,7 +1329,7 @@
               <w:t xml:space="preserve"> </w:t>
             </w:r>
             <w:r>
-              <w:t xml:space="preserve">“The geographic sensitivity analysis characterizes setting-level heterogeneity (how the base-case conclusion varies by practice location); it does not characterize patient-level heterogeneity, which was not modeled – the model does not stratify results by age, genotype, menopausal status, or other individual patient characteristics.”</w:t>
+              <w:t xml:space="preserve">“The geographic sensitivity analysis characterizes setting-level heterogeneity (how the base-case conclusion varies by practice location); it does not characterize patient-level heterogeneity, which was not modeled: the model does not stratify results by age, genotype, menopausal status, or other individual patient characteristics.”</w:t>
             </w:r>
           </w:p>
         </w:tc>
@@ -1637,7 +1637,7 @@
               <w:t xml:space="preserve"> </w:t>
             </w:r>
             <w:r>
-              <w:t xml:space="preserve">“In the base case, combined biopsy cost an estimated $506.11 per patient, compared with $749.18 for standalone office biopsy and $3,839.81 for operative D&amp;C. Combined biopsy was $243.06 (32.4%) less expensive than office biopsy…”</w:t>
+              <w:t xml:space="preserve">“In the base case, combined biopsy cost an estimated $486 per patient, compared with $727 for standalone office biopsy and $3,823 for operative D&amp;C. Combined biopsy was $241 (33.1%) less expensive than office biopsy…”</w:t>
             </w:r>
             <w:r>
               <w:t xml:space="preserve"> </w:t>
@@ -1709,7 +1709,7 @@
               <w:t xml:space="preserve"> </w:t>
             </w:r>
             <w:r>
-              <w:t xml:space="preserve">“Across 1,000 probabilistic-sensitivity draws, combined biopsy had a mean cost of $539.93 (SD $116.01) and office biopsy a mean cost of $755.70 (SD $119.99). Combined biopsy was the least expensive strategy in 91.4% of draws; D&amp;C was never the least expensive strategy in any draw.”</w:t>
+              <w:t xml:space="preserve">“Across 1,000 probabilistic-sensitivity draws, combined biopsy had a mean cost of $520 (SD $115) and office biopsy a mean cost of $733 (SD $119). Combined biopsy was the least expensive strategy in 91.6% of draws; D&amp;C was never the least expensive strategy in any draw.”</w:t>
             </w:r>
             <w:r>
               <w:t xml:space="preserve"> </w:t>
@@ -1781,7 +1781,7 @@
               <w:t xml:space="preserve"> </w:t>
             </w:r>
             <w:r>
-              <w:t xml:space="preserve">Same sentence as item 21, naming the specific structural assumption – whether the combined arm requires a separate preoperative office visit – that clinician-investigator input affected, since no formal patient/public engagement was undertaken.</w:t>
+              <w:t xml:space="preserve">Same sentence as item 21, naming the specific structural assumption (whether the combined arm requires a separate preoperative office visit) that clinician-investigator input affected, since no formal patient/public engagement was undertaken.</w:t>
             </w:r>
           </w:p>
         </w:tc>
@@ -1837,7 +1837,7 @@
               <w:t xml:space="preserve"> </w:t>
             </w:r>
             <w:r>
-              <w:t xml:space="preserve">“This model’s principal limitation is that its cost-minimization design formally assumes equivalent diagnostic effectiveness across strategies. We tested that assumption two ways, with different results. First, whether a failed sample goes entirely undiagnosed… This is a genuine absence of evidence for a differential risk, not evidence the risks are equal… Second, each strategy’s overall detection probability for a true cancer or precancer, combining escalation probabilities with published (non-Lynch) Pipelle and D&amp;C sensitivities, suggested D&amp;C’s point estimate exceeds office and combined biopsy’s (see Results) – but D&amp;C’s own sensitivity carries a 95% confidence interval spanning 28.1%-99.3%, so this difference is far from established.”</w:t>
+              <w:t xml:space="preserve">“This model’s principal limitation is that its cost-minimization design formally assumes equivalent diagnostic effectiveness across strategies. We tested that assumption two ways, with different results. First, whether a failed sample goes entirely undiagnosed… This is a genuine absence of evidence for a differential risk, not evidence the risks are equal… Second, each strategy’s overall detection probability for a true cancer or precancer, combining escalation probabilities with published (non-Lynch) Pipelle and D&amp;C sensitivities, suggested D&amp;C’s point estimate exceeds office and combined biopsy’s (see Results), but D&amp;C’s own sensitivity carries a 95% confidence interval spanning 28.1%-99.3%, so this difference is far from established.”</w:t>
             </w:r>
             <w:r>
               <w:t xml:space="preserve"> </w:t>
@@ -1853,7 +1853,7 @@
               <w:t xml:space="preserve"> </w:t>
             </w:r>
             <w:r>
-              <w:t xml:space="preserve">“Endometrial biopsy performed during an already-scheduled surveillance colonoscopy costs less, and exposes patients to less D&amp;C-related procedural and patient-time burden, than either alternative for Lynch syndrome surveillance – a conclusion robust to parameter uncertainty and practice location across every sensitivity analysis performed.”</w:t>
+              <w:t xml:space="preserve">“Endometrial biopsy performed during an already-scheduled surveillance colonoscopy costs less, and exposes patients to less D&amp;C-related procedural and patient-time burden, than either alternative for Lynch syndrome surveillance, a conclusion robust to parameter uncertainty and practice location across every sensitivity analysis performed.”</w:t>
             </w:r>
           </w:p>
         </w:tc>

--- a/manuscript/cheers_checklist.docx
+++ b/manuscript/cheers_checklist.docx
@@ -1637,7 +1637,7 @@
               <w:t xml:space="preserve"> </w:t>
             </w:r>
             <w:r>
-              <w:t xml:space="preserve">“In the base case, combined biopsy cost an estimated $486 per patient, compared with $727 for standalone office biopsy and $3,823 for operative D&amp;C. Combined biopsy was $241 (33.1%) less expensive than office biopsy…”</w:t>
+              <w:t xml:space="preserve">“In the base case, combined biopsy cost an estimated $485 per patient, compared with $727 for standalone office biopsy and $3,823 for operative D&amp;C. Combined biopsy was $242 (33.3%) less expensive than office biopsy…”</w:t>
             </w:r>
             <w:r>
               <w:t xml:space="preserve"> </w:t>
@@ -1709,7 +1709,7 @@
               <w:t xml:space="preserve"> </w:t>
             </w:r>
             <w:r>
-              <w:t xml:space="preserve">“Across 1,000 probabilistic-sensitivity draws, combined biopsy had a mean cost of $520 (SD $115) and office biopsy a mean cost of $733 (SD $119). Combined biopsy was the least expensive strategy in 91.6% of draws; D&amp;C was never the least expensive strategy in any draw.”</w:t>
+              <w:t xml:space="preserve">“Across 1,000 probabilistic-sensitivity draws, combined biopsy had a mean cost of $519 (SD $115) and office biopsy a mean cost of $733 (SD $119). Combined biopsy was the least expensive strategy in 91.8% of draws; D&amp;C was never the least expensive strategy in any draw.”</w:t>
             </w:r>
             <w:r>
               <w:t xml:space="preserve"> </w:t>
